--- a/Jules GUENEAU.docx
+++ b/Jules GUENEAU.docx
@@ -4397,17 +4397,7 @@
           <w:sz w:val="22"/>
           <w:szCs w:val="22"/>
         </w:rPr>
-        <w:t xml:space="preserve">en rendant l'historique persistant entre les </w:t>
-      </w:r>
-      <w:r>
-        <w:rPr>
-          <w:rStyle w:val="citation-1394"/>
-          <w:rFonts w:ascii="Arial" w:hAnsi="Arial" w:cs="Arial"/>
-          <w:color w:val="000000"/>
-          <w:sz w:val="22"/>
-          <w:szCs w:val="22"/>
-        </w:rPr>
-        <w:t>sessions</w:t>
+        <w:t>en rendant l'historique persistant entre les sessions</w:t>
       </w:r>
       <w:r>
         <w:rPr>
@@ -5239,6 +5229,231 @@
     </w:p>
     <w:p>
       <w:pPr>
+        <w:jc w:val="both"/>
+        <w:rPr>
+          <w:rFonts w:ascii="Arial" w:hAnsi="Arial" w:cs="Arial"/>
+          <w:color w:val="000000"/>
+          <w:sz w:val="22"/>
+          <w:szCs w:val="22"/>
+        </w:rPr>
+      </w:pPr>
+      <w:r>
+        <w:rPr>
+          <w:rFonts w:ascii="Arial" w:hAnsi="Arial" w:cs="Arial"/>
+          <w:color w:val="000000"/>
+          <w:sz w:val="22"/>
+          <w:szCs w:val="22"/>
+        </w:rPr>
+        <w:t>L'architecture a été restructurée pour isoler le moteur d'analyse et d'exécution dans une bibliothèque dédiée (</w:t>
+      </w:r>
+      <w:proofErr w:type="spellStart"/>
+      <w:r>
+        <w:rPr>
+          <w:rStyle w:val="citation-1391"/>
+          <w:rFonts w:ascii="Arial" w:hAnsi="Arial" w:cs="Arial"/>
+          <w:color w:val="00B050"/>
+          <w:sz w:val="22"/>
+          <w:szCs w:val="22"/>
+        </w:rPr>
+        <w:t>gescom.c</w:t>
+      </w:r>
+      <w:proofErr w:type="spellEnd"/>
+      <w:r>
+        <w:rPr>
+          <w:rStyle w:val="citation-1391"/>
+          <w:rFonts w:ascii="Arial" w:hAnsi="Arial" w:cs="Arial"/>
+          <w:color w:val="00B050"/>
+          <w:sz w:val="22"/>
+          <w:szCs w:val="22"/>
+        </w:rPr>
+        <w:t> </w:t>
+      </w:r>
+      <w:r>
+        <w:rPr>
+          <w:rFonts w:ascii="Arial" w:hAnsi="Arial" w:cs="Arial"/>
+          <w:color w:val="000000"/>
+          <w:sz w:val="22"/>
+          <w:szCs w:val="22"/>
+        </w:rPr>
+        <w:t>et</w:t>
+      </w:r>
+      <w:r>
+        <w:rPr>
+          <w:rStyle w:val="apple-converted-space"/>
+          <w:rFonts w:ascii="Arial" w:hAnsi="Arial" w:cs="Arial"/>
+          <w:color w:val="000000"/>
+          <w:sz w:val="22"/>
+          <w:szCs w:val="22"/>
+        </w:rPr>
+        <w:t> </w:t>
+      </w:r>
+      <w:proofErr w:type="spellStart"/>
+      <w:r>
+        <w:rPr>
+          <w:rStyle w:val="citation-1391"/>
+          <w:rFonts w:ascii="Arial" w:hAnsi="Arial" w:cs="Arial"/>
+          <w:color w:val="00B050"/>
+          <w:sz w:val="22"/>
+          <w:szCs w:val="22"/>
+        </w:rPr>
+        <w:t>gescom.h</w:t>
+      </w:r>
+      <w:proofErr w:type="spellEnd"/>
+      <w:r>
+        <w:rPr>
+          <w:rStyle w:val="citation-1391"/>
+          <w:rFonts w:ascii="Arial" w:hAnsi="Arial" w:cs="Arial"/>
+          <w:color w:val="00B050"/>
+          <w:sz w:val="22"/>
+          <w:szCs w:val="22"/>
+        </w:rPr>
+        <w:t xml:space="preserve">). </w:t>
+      </w:r>
+      <w:r>
+        <w:rPr>
+          <w:rFonts w:ascii="Arial" w:hAnsi="Arial" w:cs="Arial"/>
+          <w:color w:val="000000"/>
+          <w:sz w:val="22"/>
+          <w:szCs w:val="22"/>
+        </w:rPr>
+        <w:t>Le fichier principal</w:t>
+      </w:r>
+      <w:r>
+        <w:rPr>
+          <w:rStyle w:val="apple-converted-space"/>
+          <w:rFonts w:ascii="Arial" w:hAnsi="Arial" w:cs="Arial"/>
+          <w:color w:val="000000"/>
+          <w:sz w:val="22"/>
+          <w:szCs w:val="22"/>
+        </w:rPr>
+        <w:t> </w:t>
+      </w:r>
+      <w:r>
+        <w:rPr>
+          <w:rStyle w:val="citation-1391"/>
+          <w:rFonts w:ascii="Arial" w:hAnsi="Arial" w:cs="Arial"/>
+          <w:color w:val="00B050"/>
+          <w:sz w:val="22"/>
+          <w:szCs w:val="22"/>
+        </w:rPr>
+        <w:t>biceps.</w:t>
+      </w:r>
+      <w:proofErr w:type="spellStart"/>
+      <w:r>
+        <w:rPr>
+          <w:rStyle w:val="citation-1391"/>
+          <w:rFonts w:ascii="Arial" w:hAnsi="Arial" w:cs="Arial"/>
+          <w:color w:val="00B050"/>
+          <w:sz w:val="22"/>
+          <w:szCs w:val="22"/>
+        </w:rPr>
+        <w:t>c</w:t>
+      </w:r>
+      <w:r>
+        <w:rPr>
+          <w:rStyle w:val="apple-converted-space"/>
+          <w:rFonts w:ascii="Arial" w:hAnsi="Arial" w:cs="Arial"/>
+          <w:color w:val="000000"/>
+          <w:sz w:val="22"/>
+          <w:szCs w:val="22"/>
+        </w:rPr>
+        <w:t> </w:t>
+      </w:r>
+      <w:proofErr w:type="spellEnd"/>
+      <w:r>
+        <w:rPr>
+          <w:rFonts w:ascii="Arial" w:hAnsi="Arial" w:cs="Arial"/>
+          <w:color w:val="000000"/>
+          <w:sz w:val="22"/>
+          <w:szCs w:val="22"/>
+        </w:rPr>
+        <w:t>est ainsi allégé pour se concentrer exclusivement sur l'interface utilisateur et les commandes internes spécifiques. Le</w:t>
+      </w:r>
+      <w:r>
+        <w:rPr>
+          <w:rStyle w:val="apple-converted-space"/>
+          <w:rFonts w:ascii="Arial" w:hAnsi="Arial" w:cs="Arial"/>
+          <w:color w:val="000000"/>
+          <w:sz w:val="22"/>
+          <w:szCs w:val="22"/>
+        </w:rPr>
+        <w:t> </w:t>
+      </w:r>
+      <w:proofErr w:type="spellStart"/>
+      <w:r>
+        <w:rPr>
+          <w:rStyle w:val="citation-1391"/>
+          <w:rFonts w:ascii="Arial" w:hAnsi="Arial" w:cs="Arial"/>
+          <w:color w:val="00B050"/>
+          <w:sz w:val="22"/>
+          <w:szCs w:val="22"/>
+        </w:rPr>
+        <w:t>Makefile</w:t>
+      </w:r>
+      <w:proofErr w:type="spellEnd"/>
+      <w:r>
+        <w:rPr>
+          <w:rStyle w:val="citation-1391"/>
+          <w:rFonts w:ascii="Arial" w:hAnsi="Arial" w:cs="Arial"/>
+          <w:color w:val="00B050"/>
+          <w:sz w:val="22"/>
+          <w:szCs w:val="22"/>
+        </w:rPr>
+        <w:t> </w:t>
+      </w:r>
+      <w:r>
+        <w:rPr>
+          <w:rFonts w:ascii="Arial" w:hAnsi="Arial" w:cs="Arial"/>
+          <w:color w:val="000000"/>
+          <w:sz w:val="22"/>
+          <w:szCs w:val="22"/>
+        </w:rPr>
+        <w:t xml:space="preserve">a été adapté pour effectuer une compilation séparée des fichiers objets </w:t>
+      </w:r>
+      <w:proofErr w:type="gramStart"/>
+      <w:r>
+        <w:rPr>
+          <w:rFonts w:ascii="Arial" w:hAnsi="Arial" w:cs="Arial"/>
+          <w:color w:val="000000"/>
+          <w:sz w:val="22"/>
+          <w:szCs w:val="22"/>
+        </w:rPr>
+        <w:t>(</w:t>
+      </w:r>
+      <w:r>
+        <w:rPr>
+          <w:rStyle w:val="CodeHTML"/>
+          <w:rFonts w:ascii="Arial" w:hAnsi="Arial" w:cs="Arial"/>
+          <w:color w:val="000000"/>
+          <w:sz w:val="22"/>
+          <w:szCs w:val="22"/>
+        </w:rPr>
+        <w:t>.</w:t>
+      </w:r>
+      <w:r>
+        <w:rPr>
+          <w:rStyle w:val="citation-1391"/>
+          <w:rFonts w:ascii="Arial" w:hAnsi="Arial" w:cs="Arial"/>
+          <w:color w:val="00B050"/>
+          <w:sz w:val="22"/>
+          <w:szCs w:val="22"/>
+        </w:rPr>
+        <w:t>o</w:t>
+      </w:r>
+      <w:proofErr w:type="gramEnd"/>
+      <w:r>
+        <w:rPr>
+          <w:rFonts w:ascii="Arial" w:hAnsi="Arial" w:cs="Arial"/>
+          <w:color w:val="000000"/>
+          <w:sz w:val="22"/>
+          <w:szCs w:val="22"/>
+        </w:rPr>
+        <w:t>), assurant la modularité du projet.</w:t>
+      </w:r>
+    </w:p>
+    <w:p>
+      <w:pPr>
+        <w:jc w:val="both"/>
         <w:rPr>
           <w:rFonts w:ascii="Arial" w:hAnsi="Arial" w:cs="Arial"/>
           <w:b/>
@@ -5246,9 +5461,48 @@
           <w:i/>
           <w:iCs/>
           <w:color w:val="000000"/>
-        </w:rPr>
-      </w:pPr>
-      <w:r>
+          <w:sz w:val="22"/>
+          <w:szCs w:val="22"/>
+        </w:rPr>
+      </w:pPr>
+    </w:p>
+    <w:p>
+      <w:pPr>
+        <w:jc w:val="both"/>
+        <w:rPr>
+          <w:rFonts w:ascii="Arial" w:hAnsi="Arial" w:cs="Arial"/>
+          <w:b/>
+          <w:bCs/>
+          <w:color w:val="000000"/>
+          <w:sz w:val="22"/>
+          <w:szCs w:val="22"/>
+        </w:rPr>
+      </w:pPr>
+      <w:r>
+        <w:rPr>
+          <w:rFonts w:ascii="Arial" w:hAnsi="Arial" w:cs="Arial"/>
+          <w:b/>
+          <w:bCs/>
+          <w:color w:val="000000"/>
+          <w:sz w:val="22"/>
+          <w:szCs w:val="22"/>
+        </w:rPr>
+        <w:t>Test de validation</w:t>
+      </w:r>
+      <w:r>
+        <w:rPr>
+          <w:rFonts w:ascii="Arial" w:hAnsi="Arial" w:cs="Arial"/>
+          <w:b/>
+          <w:bCs/>
+          <w:color w:val="000000"/>
+          <w:sz w:val="22"/>
+          <w:szCs w:val="22"/>
+        </w:rPr>
+        <w:t> :</w:t>
+      </w:r>
+    </w:p>
+    <w:p>
+      <w:pPr>
         <w:rPr>
           <w:rFonts w:ascii="Arial" w:hAnsi="Arial" w:cs="Arial"/>
           <w:b/>
@@ -5257,9 +5511,7 @@
           <w:iCs/>
           <w:color w:val="000000"/>
         </w:rPr>
-        <w:t xml:space="preserve">5 – </w:t>
-      </w:r>
-      <w:proofErr w:type="spellStart"/>
+      </w:pPr>
       <w:r>
         <w:rPr>
           <w:rFonts w:ascii="Arial" w:hAnsi="Arial" w:cs="Arial"/>
@@ -5267,105 +5519,52 @@
           <w:bCs/>
           <w:i/>
           <w:iCs/>
-          <w:color w:val="000000"/>
-        </w:rPr>
-        <w:t>Etape</w:t>
-      </w:r>
-      <w:proofErr w:type="spellEnd"/>
-      <w:r>
-        <w:rPr>
-          <w:rFonts w:ascii="Arial" w:hAnsi="Arial" w:cs="Arial"/>
-          <w:b/>
-          <w:bCs/>
-          <w:i/>
-          <w:iCs/>
-          <w:color w:val="000000"/>
-        </w:rPr>
-        <w:t xml:space="preserve"> 5 : biceps version 1.x</w:t>
-      </w:r>
-    </w:p>
-    <w:p>
-      <w:pPr>
-        <w:rPr>
-          <w:rFonts w:ascii="Arial" w:hAnsi="Arial" w:cs="Arial"/>
-          <w:b/>
-          <w:bCs/>
-          <w:i/>
-          <w:iCs/>
-          <w:color w:val="000000"/>
-        </w:rPr>
-      </w:pPr>
-      <w:r>
-        <w:rPr>
-          <w:rFonts w:ascii="Arial" w:hAnsi="Arial" w:cs="Arial"/>
-          <w:b/>
-          <w:bCs/>
-          <w:i/>
-          <w:iCs/>
-          <w:color w:val="000000"/>
-        </w:rPr>
-        <w:t xml:space="preserve">5.1 – version 1.1 : gérer les pipes </w:t>
-      </w:r>
-      <w:proofErr w:type="gramStart"/>
-      <w:r>
-        <w:rPr>
-          <w:rFonts w:ascii="Arial" w:hAnsi="Arial" w:cs="Arial"/>
-          <w:b/>
-          <w:bCs/>
-          <w:i/>
-          <w:iCs/>
-          <w:color w:val="000000"/>
-        </w:rPr>
-        <w:t>( |</w:t>
-      </w:r>
-      <w:proofErr w:type="gramEnd"/>
-      <w:r>
-        <w:rPr>
-          <w:rFonts w:ascii="Arial" w:hAnsi="Arial" w:cs="Arial"/>
-          <w:b/>
-          <w:bCs/>
-          <w:i/>
-          <w:iCs/>
-          <w:color w:val="000000"/>
-        </w:rPr>
-        <w:t xml:space="preserve"> )</w:t>
-      </w:r>
-    </w:p>
-    <w:p>
-      <w:pPr>
-        <w:rPr>
-          <w:rFonts w:ascii="Arial" w:hAnsi="Arial" w:cs="Arial"/>
-          <w:b/>
-          <w:bCs/>
-          <w:i/>
-          <w:iCs/>
-          <w:color w:val="000000"/>
-        </w:rPr>
-      </w:pPr>
-      <w:r>
-        <w:rPr>
-          <w:rFonts w:ascii="Arial" w:hAnsi="Arial" w:cs="Arial"/>
-          <w:b/>
-          <w:bCs/>
-          <w:i/>
-          <w:iCs/>
-          <w:color w:val="000000"/>
-        </w:rPr>
-        <w:t>5.2 – version 1.2 : ajouter la gestion des redirections (&lt;&lt;, &lt;, &gt;, &gt;&gt;, 2&gt;, 2&gt;</w:t>
-      </w:r>
-      <w:proofErr w:type="gramStart"/>
-      <w:r>
-        <w:rPr>
-          <w:rFonts w:ascii="Arial" w:hAnsi="Arial" w:cs="Arial"/>
-          <w:b/>
-          <w:bCs/>
-          <w:i/>
-          <w:iCs/>
-          <w:color w:val="000000"/>
-        </w:rPr>
-        <w:t>&gt; )</w:t>
-      </w:r>
-      <w:proofErr w:type="gramEnd"/>
+          <w:noProof/>
+          <w:color w:val="000000"/>
+          <w14:ligatures w14:val="standardContextual"/>
+        </w:rPr>
+        <w:drawing>
+          <wp:inline distT="0" distB="0" distL="0" distR="0">
+            <wp:extent cx="5756910" cy="2240915"/>
+            <wp:effectExtent l="0" t="0" r="0" b="0"/>
+            <wp:docPr id="390877934" name="Image 1"/>
+            <wp:cNvGraphicFramePr>
+              <a:graphicFrameLocks xmlns:a="http://schemas.openxmlformats.org/drawingml/2006/main" noChangeAspect="1"/>
+            </wp:cNvGraphicFramePr>
+            <a:graphic xmlns:a="http://schemas.openxmlformats.org/drawingml/2006/main">
+              <a:graphicData uri="http://schemas.openxmlformats.org/drawingml/2006/picture">
+                <pic:pic xmlns:pic="http://schemas.openxmlformats.org/drawingml/2006/picture">
+                  <pic:nvPicPr>
+                    <pic:cNvPr id="390877934" name="Image 390877934"/>
+                    <pic:cNvPicPr/>
+                  </pic:nvPicPr>
+                  <pic:blipFill>
+                    <a:blip r:embed="rId13">
+                      <a:extLst>
+                        <a:ext uri="{28A0092B-C50C-407E-A947-70E740481C1C}">
+                          <a14:useLocalDpi xmlns:a14="http://schemas.microsoft.com/office/drawing/2010/main" val="0"/>
+                        </a:ext>
+                      </a:extLst>
+                    </a:blip>
+                    <a:stretch>
+                      <a:fillRect/>
+                    </a:stretch>
+                  </pic:blipFill>
+                  <pic:spPr>
+                    <a:xfrm>
+                      <a:off x="0" y="0"/>
+                      <a:ext cx="5756910" cy="2240915"/>
+                    </a:xfrm>
+                    <a:prstGeom prst="rect">
+                      <a:avLst/>
+                    </a:prstGeom>
+                  </pic:spPr>
+                </pic:pic>
+              </a:graphicData>
+            </a:graphic>
+          </wp:inline>
+        </w:drawing>
+      </w:r>
     </w:p>
     <w:p>
       <w:pPr>
